--- a/Docker-1-бакылау.docx
+++ b/Docker-1-бакылау.docx
@@ -3,7 +3,33 @@
 <w:document xmlns:wpc="http://schemas.microsoft.com/office/word/2010/wordprocessingCanvas" xmlns:cx="http://schemas.microsoft.com/office/drawing/2014/chartex" xmlns:cx1="http://schemas.microsoft.com/office/drawing/2015/9/8/chartex" xmlns:mc="http://schemas.openxmlformats.org/markup-compatibility/2006" xmlns:o="urn:schemas-microsoft-com:office:office" xmlns:r="http://schemas.openxmlformats.org/officeDocument/2006/relationships" xmlns:m="http://schemas.openxmlformats.org/officeDocument/2006/math" xmlns:v="urn:schemas-microsoft-com:vml" xmlns:wp14="http://schemas.microsoft.com/office/word/2010/wordprocessingDrawing" xmlns:wp="http://schemas.openxmlformats.org/drawingml/2006/wordprocessingDrawing" xmlns:w10="urn:schemas-microsoft-com:office:word" xmlns:w="http://schemas.openxmlformats.org/wordprocessingml/2006/main" xmlns:w14="http://schemas.microsoft.com/office/word/2010/wordml" xmlns:w15="http://schemas.microsoft.com/office/word/2012/wordml" xmlns:w16se="http://schemas.microsoft.com/office/word/2015/wordml/symex" xmlns:wpg="http://schemas.microsoft.com/office/word/2010/wordprocessingGroup" xmlns:wpi="http://schemas.microsoft.com/office/word/2010/wordprocessingInk" xmlns:wne="http://schemas.microsoft.com/office/word/2006/wordml" xmlns:wps="http://schemas.microsoft.com/office/word/2010/wordprocessingShape" mc:Ignorable="w14 w15 w16se wp14">
   <w:body>
     <w:p>
+      <w:pPr>
+        <w:rPr>
+          <w:rFonts w:ascii="Times New Roman" w:hAnsi="Times New Roman" w:cs="Times New Roman"/>
+          <w:b/>
+          <w:i/>
+          <w:sz w:val="28"/>
+          <w:lang w:val="kk-KZ"/>
+        </w:rPr>
+      </w:pPr>
       <w:r>
+        <w:rPr>
+          <w:rFonts w:ascii="Times New Roman" w:hAnsi="Times New Roman" w:cs="Times New Roman"/>
+          <w:b/>
+          <w:i/>
+          <w:sz w:val="28"/>
+          <w:lang w:val="kk-KZ"/>
+        </w:rPr>
+        <w:t>4-нұсқа</w:t>
+      </w:r>
+      <w:bookmarkStart w:id="0" w:name="_GoBack"/>
+      <w:bookmarkEnd w:id="0"/>
+    </w:p>
+    <w:p>
+      <w:r>
+        <w:rPr>
+          <w:noProof/>
+        </w:rPr>
         <w:drawing>
           <wp:inline distT="0" distB="0" distL="0" distR="0" wp14:anchorId="5DC9FDE8" wp14:editId="32344562">
             <wp:extent cx="6152515" cy="1718310"/>
@@ -43,6 +69,9 @@
     </w:p>
     <w:p>
       <w:r>
+        <w:rPr>
+          <w:noProof/>
+        </w:rPr>
         <w:drawing>
           <wp:inline distT="0" distB="0" distL="0" distR="0" wp14:anchorId="37050292" wp14:editId="74EB6EDA">
             <wp:extent cx="6152515" cy="2007235"/>
@@ -82,6 +111,9 @@
     </w:p>
     <w:p>
       <w:r>
+        <w:rPr>
+          <w:noProof/>
+        </w:rPr>
         <w:lastRenderedPageBreak/>
         <w:drawing>
           <wp:inline distT="0" distB="0" distL="0" distR="0" wp14:anchorId="72479D00" wp14:editId="5CCFADC1">
@@ -119,8 +151,6 @@
           </wp:inline>
         </w:drawing>
       </w:r>
-      <w:bookmarkStart w:id="0" w:name="_GoBack"/>
-      <w:bookmarkEnd w:id="0"/>
     </w:p>
     <w:sectPr>
       <w:pgSz w:w="12240" w:h="15840"/>
